--- a/SRD.docx
+++ b/SRD.docx
@@ -630,6 +630,12 @@
                 <w:caps/>
               </w:rPr>
             </w:pPr>
+            <w:r>
+              <w:rPr>
+                <w:caps/>
+              </w:rPr>
+              <w:t>9/25/2026</w:t>
+            </w:r>
           </w:p>
         </w:tc>
         <w:tc>
@@ -643,6 +649,12 @@
                 <w:caps/>
               </w:rPr>
             </w:pPr>
+            <w:r>
+              <w:rPr>
+                <w:caps/>
+              </w:rPr>
+              <w:t>Sam Abrahams-jackson, aron lontay, ryn sears</w:t>
+            </w:r>
           </w:p>
         </w:tc>
         <w:tc>
@@ -656,6 +668,24 @@
                 <w:caps/>
               </w:rPr>
             </w:pPr>
+            <w:r>
+              <w:rPr>
+                <w:caps/>
+              </w:rPr>
+              <w:t>added user stories</w:t>
+            </w:r>
+            <w:r>
+              <w:rPr>
+                <w:caps/>
+              </w:rPr>
+              <w:t>, their titles and priority numbers from 1-</w:t>
+            </w:r>
+            <w:r>
+              <w:rPr>
+                <w:caps/>
+              </w:rPr>
+              <w:t>3</w:t>
+            </w:r>
           </w:p>
         </w:tc>
       </w:tr>
@@ -760,19 +790,13 @@
       <w:r>
         <w:rPr>
           <w:caps/>
+          <w:noProof/>
           <w:u w:val="single"/>
         </w:rPr>
         <w:pict w14:anchorId="5F3CC27D">
           <v:rect id="_x0000_i1025" style="width:0;height:1.5pt" o:hralign="center" o:hrstd="t" o:hr="t" fillcolor="#a0a0a0" stroked="f"/>
         </w:pict>
       </w:r>
-      <w:r>
-        <w:rPr>
-          <w:caps/>
-          <w:u w:val="single"/>
-        </w:rPr>
-        <w:br w:type="page"/>
-      </w:r>
     </w:p>
     <w:p>
       <w:pPr>
@@ -797,7 +821,7 @@
           <w:bCs/>
           <w:caps/>
         </w:rPr>
-        <w:t>[Project Title]</w:t>
+        <w:t>disco</w:t>
       </w:r>
     </w:p>
     <w:p>
@@ -876,6 +900,7 @@
           <w:b/>
           <w:bCs/>
           <w:caps/>
+          <w:noProof/>
           <w:u w:val="single"/>
         </w:rPr>
         <w:pict w14:anchorId="2BF8CA82">
@@ -942,19 +967,8 @@
           <w:caps/>
           <w:u w:val="single"/>
         </w:rPr>
-        <w:t>.................. [</w:t>
-      </w:r>
-      <w:proofErr w:type="gramStart"/>
-      <w:r>
-        <w:rPr>
-          <w:b/>
-          <w:bCs/>
-          <w:caps/>
-          <w:u w:val="single"/>
-        </w:rPr>
-        <w:t>Page #]</w:t>
-      </w:r>
-      <w:proofErr w:type="gramEnd"/>
+        <w:t>.................. [Page #]</w:t>
+      </w:r>
     </w:p>
     <w:p>
       <w:pPr>
@@ -1076,19 +1090,8 @@
           <w:caps/>
           <w:u w:val="single"/>
         </w:rPr>
-        <w:t>................................................... [</w:t>
-      </w:r>
-      <w:proofErr w:type="gramStart"/>
-      <w:r>
-        <w:rPr>
-          <w:b/>
-          <w:bCs/>
-          <w:caps/>
-          <w:u w:val="single"/>
-        </w:rPr>
-        <w:t>Page #]</w:t>
-      </w:r>
-      <w:proofErr w:type="gramEnd"/>
+        <w:t>................................................... [Page #]</w:t>
+      </w:r>
     </w:p>
     <w:p>
       <w:pPr>
@@ -1168,19 +1171,8 @@
           <w:caps/>
           <w:u w:val="single"/>
         </w:rPr>
-        <w:t>....................................................... [</w:t>
-      </w:r>
-      <w:proofErr w:type="gramStart"/>
-      <w:r>
-        <w:rPr>
-          <w:b/>
-          <w:bCs/>
-          <w:caps/>
-          <w:u w:val="single"/>
-        </w:rPr>
-        <w:t>Page #]</w:t>
-      </w:r>
-      <w:proofErr w:type="gramEnd"/>
+        <w:t>....................................................... [Page #]</w:t>
+      </w:r>
     </w:p>
     <w:p>
       <w:pPr>
@@ -1203,19 +1195,8 @@
           <w:caps/>
           <w:u w:val="single"/>
         </w:rPr>
-        <w:t>Non-Functional Requirements ............................................ [</w:t>
-      </w:r>
-      <w:proofErr w:type="gramStart"/>
-      <w:r>
-        <w:rPr>
-          <w:b/>
-          <w:bCs/>
-          <w:caps/>
-          <w:u w:val="single"/>
-        </w:rPr>
-        <w:t>Page #]</w:t>
-      </w:r>
-      <w:proofErr w:type="gramEnd"/>
+        <w:t>Non-Functional Requirements ............................................ [Page #]</w:t>
+      </w:r>
     </w:p>
     <w:p>
       <w:pPr>
@@ -1322,19 +1303,8 @@
           <w:caps/>
           <w:u w:val="single"/>
         </w:rPr>
-        <w:t>.............. [</w:t>
-      </w:r>
-      <w:proofErr w:type="gramStart"/>
-      <w:r>
-        <w:rPr>
-          <w:b/>
-          <w:bCs/>
-          <w:caps/>
-          <w:u w:val="single"/>
-        </w:rPr>
-        <w:t>Page #]</w:t>
-      </w:r>
-      <w:proofErr w:type="gramEnd"/>
+        <w:t>.............. [Page #]</w:t>
+      </w:r>
     </w:p>
     <w:p>
       <w:pPr>
@@ -1441,19 +1411,8 @@
           <w:caps/>
           <w:u w:val="single"/>
         </w:rPr>
-        <w:t>.............. [</w:t>
-      </w:r>
-      <w:proofErr w:type="gramStart"/>
-      <w:r>
-        <w:rPr>
-          <w:b/>
-          <w:bCs/>
-          <w:caps/>
-          <w:u w:val="single"/>
-        </w:rPr>
-        <w:t>Page #]</w:t>
-      </w:r>
-      <w:proofErr w:type="gramEnd"/>
+        <w:t>.............. [Page #]</w:t>
+      </w:r>
     </w:p>
     <w:p>
       <w:pPr>
@@ -1545,19 +1504,8 @@
           <w:caps/>
           <w:u w:val="single"/>
         </w:rPr>
-        <w:t>................. [</w:t>
-      </w:r>
-      <w:proofErr w:type="gramStart"/>
-      <w:r>
-        <w:rPr>
-          <w:b/>
-          <w:bCs/>
-          <w:caps/>
-          <w:u w:val="single"/>
-        </w:rPr>
-        <w:t>Page #]</w:t>
-      </w:r>
-      <w:proofErr w:type="gramEnd"/>
+        <w:t>................. [Page #]</w:t>
+      </w:r>
     </w:p>
     <w:p>
       <w:pPr>
@@ -1631,19 +1579,8 @@
           <w:caps/>
           <w:u w:val="single"/>
         </w:rPr>
-        <w:t>............... [</w:t>
-      </w:r>
-      <w:proofErr w:type="gramStart"/>
-      <w:r>
-        <w:rPr>
-          <w:b/>
-          <w:bCs/>
-          <w:caps/>
-          <w:u w:val="single"/>
-        </w:rPr>
-        <w:t>Page #]</w:t>
-      </w:r>
-      <w:proofErr w:type="gramEnd"/>
+        <w:t>............... [Page #]</w:t>
+      </w:r>
     </w:p>
     <w:p>
       <w:pPr>
@@ -1684,30 +1621,20 @@
           <w:caps/>
           <w:u w:val="single"/>
         </w:rPr>
-        <w:t>.......... [</w:t>
-      </w:r>
-      <w:proofErr w:type="gramStart"/>
-      <w:r>
-        <w:rPr>
-          <w:b/>
-          <w:bCs/>
-          <w:caps/>
-          <w:u w:val="single"/>
-        </w:rPr>
-        <w:t>Page #]</w:t>
-      </w:r>
-      <w:proofErr w:type="gramEnd"/>
-    </w:p>
-    <w:p>
-      <w:pPr>
-        <w:rPr>
-          <w:caps/>
-          <w:u w:val="single"/>
-        </w:rPr>
-      </w:pPr>
-      <w:r>
-        <w:rPr>
-          <w:caps/>
+        <w:t>.......... [Page #]</w:t>
+      </w:r>
+    </w:p>
+    <w:p>
+      <w:pPr>
+        <w:rPr>
+          <w:caps/>
+          <w:u w:val="single"/>
+        </w:rPr>
+      </w:pPr>
+      <w:r>
+        <w:rPr>
+          <w:caps/>
+          <w:noProof/>
           <w:u w:val="single"/>
         </w:rPr>
         <w:pict w14:anchorId="38FE0D74">
@@ -1717,16 +1644,6 @@
     </w:p>
     <w:p>
       <w:pPr>
-        <w:rPr>
-          <w:b/>
-          <w:bCs/>
-          <w:caps/>
-          <w:u w:val="single"/>
-        </w:rPr>
-      </w:pPr>
-    </w:p>
-    <w:p>
-      <w:pPr>
         <w:widowControl/>
         <w:spacing w:after="160" w:line="259" w:lineRule="auto"/>
         <w:rPr>
@@ -1736,15 +1653,6 @@
           <w:u w:val="single"/>
         </w:rPr>
       </w:pPr>
-      <w:r>
-        <w:rPr>
-          <w:b/>
-          <w:bCs/>
-          <w:caps/>
-          <w:u w:val="single"/>
-        </w:rPr>
-        <w:br w:type="page"/>
-      </w:r>
     </w:p>
     <w:p>
       <w:pPr>
@@ -1768,7 +1676,6 @@
           <w:caps/>
           <w:u w:val="single"/>
         </w:rPr>
-        <w:lastRenderedPageBreak/>
         <w:t>Introduction</w:t>
       </w:r>
     </w:p>
@@ -1798,7 +1705,49 @@
           <w:caps/>
           <w:u w:val="single"/>
         </w:rPr>
-        <w:t xml:space="preserve"> What specific problem are you solving?</w:t>
+        <w:t xml:space="preserve"> </w:t>
+      </w:r>
+      <w:r>
+        <w:rPr>
+          <w:caps/>
+          <w:u w:val="single"/>
+        </w:rPr>
+        <w:t>idea organization, idea novelty</w:t>
+      </w:r>
+      <w:r>
+        <w:rPr>
+          <w:caps/>
+          <w:u w:val="single"/>
+        </w:rPr>
+        <w:t xml:space="preserve">: </w:t>
+      </w:r>
+      <w:r>
+        <w:rPr>
+          <w:caps/>
+          <w:u w:val="single"/>
+        </w:rPr>
+        <w:t>how new and solvable is the idea</w:t>
+      </w:r>
+      <w:r>
+        <w:rPr>
+          <w:caps/>
+          <w:u w:val="single"/>
+        </w:rPr>
+        <w:t>?</w:t>
+      </w:r>
+      <w:r>
+        <w:rPr>
+          <w:caps/>
+          <w:u w:val="single"/>
+        </w:rPr>
+        <w:t xml:space="preserve"> </w:t>
+      </w:r>
+      <w:r>
+        <w:rPr>
+          <w:caps/>
+          <w:u w:val="single"/>
+        </w:rPr>
+        <w:t>finding collaborators with similar interests</w:t>
       </w:r>
     </w:p>
     <w:p>
@@ -1809,25 +1758,169 @@
         </w:numPr>
         <w:spacing w:line="360" w:lineRule="auto"/>
         <w:rPr>
-          <w:caps/>
-          <w:u w:val="single"/>
-        </w:rPr>
-      </w:pPr>
-      <w:r>
-        <w:rPr>
-          <w:b/>
-          <w:bCs/>
-          <w:caps/>
-          <w:u w:val="single"/>
-        </w:rPr>
-        <w:t>Target Audience:</w:t>
-      </w:r>
-      <w:r>
-        <w:rPr>
-          <w:caps/>
-          <w:u w:val="single"/>
-        </w:rPr>
-        <w:t xml:space="preserve"> Who are the stakeholders?</w:t>
+          <w:i/>
+          <w:iCs/>
+          <w:caps/>
+          <w:u w:val="single"/>
+        </w:rPr>
+      </w:pPr>
+      <w:r>
+        <w:rPr>
+          <w:b/>
+          <w:bCs/>
+          <w:caps/>
+          <w:u w:val="single"/>
+        </w:rPr>
+        <w:t xml:space="preserve">Project </w:t>
+      </w:r>
+      <w:r>
+        <w:rPr>
+          <w:b/>
+          <w:bCs/>
+          <w:caps/>
+          <w:u w:val="single"/>
+        </w:rPr>
+        <w:t>Vision:</w:t>
+      </w:r>
+      <w:r>
+        <w:rPr>
+          <w:caps/>
+          <w:u w:val="single"/>
+        </w:rPr>
+        <w:t xml:space="preserve"> </w:t>
+      </w:r>
+      <w:r>
+        <w:rPr>
+          <w:caps/>
+          <w:u w:val="single"/>
+        </w:rPr>
+        <w:t xml:space="preserve">For </w:t>
+      </w:r>
+      <w:r>
+        <w:rPr>
+          <w:caps/>
+          <w:u w:val="single"/>
+        </w:rPr>
+        <w:t>everyone</w:t>
+      </w:r>
+      <w:r>
+        <w:rPr>
+          <w:caps/>
+          <w:u w:val="single"/>
+        </w:rPr>
+        <w:t xml:space="preserve"> who </w:t>
+      </w:r>
+      <w:r>
+        <w:rPr>
+          <w:caps/>
+          <w:u w:val="single"/>
+        </w:rPr>
+        <w:t>wants to share their ideas or find ideas,</w:t>
+      </w:r>
+      <w:r>
+        <w:rPr>
+          <w:caps/>
+          <w:u w:val="single"/>
+        </w:rPr>
+        <w:t xml:space="preserve"> </w:t>
+      </w:r>
+      <w:r>
+        <w:rPr>
+          <w:caps/>
+          <w:u w:val="single"/>
+        </w:rPr>
+        <w:t>disco</w:t>
+      </w:r>
+      <w:r>
+        <w:rPr>
+          <w:caps/>
+          <w:u w:val="single"/>
+        </w:rPr>
+        <w:t xml:space="preserve"> is a </w:t>
+      </w:r>
+      <w:r>
+        <w:rPr>
+          <w:caps/>
+          <w:u w:val="single"/>
+        </w:rPr>
+        <w:t>GENERAL-PURPOSE</w:t>
+      </w:r>
+      <w:r>
+        <w:rPr>
+          <w:caps/>
+          <w:u w:val="single"/>
+        </w:rPr>
+        <w:t xml:space="preserve"> software</w:t>
+      </w:r>
+      <w:r>
+        <w:rPr>
+          <w:caps/>
+          <w:u w:val="single"/>
+        </w:rPr>
+        <w:t xml:space="preserve"> which </w:t>
+      </w:r>
+      <w:r>
+        <w:rPr>
+          <w:caps/>
+          <w:u w:val="single"/>
+        </w:rPr>
+        <w:t xml:space="preserve">helps you organize your ideas, </w:t>
+      </w:r>
+      <w:r>
+        <w:rPr>
+          <w:caps/>
+          <w:u w:val="single"/>
+        </w:rPr>
+        <w:t xml:space="preserve">analyze idea novelty, and </w:t>
+      </w:r>
+      <w:r>
+        <w:rPr>
+          <w:caps/>
+          <w:u w:val="single"/>
+        </w:rPr>
+        <w:t>collaborate on ideas.</w:t>
+      </w:r>
+      <w:r>
+        <w:rPr>
+          <w:caps/>
+          <w:u w:val="single"/>
+        </w:rPr>
+        <w:t xml:space="preserve"> </w:t>
+      </w:r>
+      <w:r>
+        <w:rPr>
+          <w:caps/>
+          <w:u w:val="single"/>
+        </w:rPr>
+        <w:t>There is no know</w:t>
+      </w:r>
+      <w:r>
+        <w:rPr>
+          <w:caps/>
+          <w:u w:val="single"/>
+        </w:rPr>
+        <w:t>n</w:t>
+      </w:r>
+      <w:r>
+        <w:rPr>
+          <w:caps/>
+          <w:u w:val="single"/>
+        </w:rPr>
+        <w:t xml:space="preserve"> competitor</w:t>
+      </w:r>
+      <w:r>
+        <w:rPr>
+          <w:caps/>
+          <w:u w:val="single"/>
+        </w:rPr>
+        <w:t xml:space="preserve">, our product </w:t>
+      </w:r>
+      <w:r>
+        <w:rPr>
+          <w:caps/>
+          <w:u w:val="single"/>
+        </w:rPr>
+        <w:t>is the only one in it’s category.</w:t>
       </w:r>
     </w:p>
     <w:p>
@@ -1849,6 +1942,77 @@
           <w:caps/>
           <w:u w:val="single"/>
         </w:rPr>
+        <w:t>Target Audience:</w:t>
+      </w:r>
+      <w:r>
+        <w:rPr>
+          <w:caps/>
+          <w:u w:val="single"/>
+        </w:rPr>
+        <w:t xml:space="preserve"> </w:t>
+      </w:r>
+      <w:r>
+        <w:rPr>
+          <w:caps/>
+          <w:u w:val="single"/>
+        </w:rPr>
+        <w:t xml:space="preserve">Investors, users who want </w:t>
+      </w:r>
+      <w:r>
+        <w:rPr>
+          <w:caps/>
+          <w:u w:val="single"/>
+        </w:rPr>
+        <w:t xml:space="preserve">to explore </w:t>
+      </w:r>
+      <w:r>
+        <w:rPr>
+          <w:caps/>
+          <w:u w:val="single"/>
+        </w:rPr>
+        <w:t xml:space="preserve">ideas and </w:t>
+      </w:r>
+      <w:r>
+        <w:rPr>
+          <w:caps/>
+          <w:u w:val="single"/>
+        </w:rPr>
+        <w:t>organize their thoughts</w:t>
+      </w:r>
+      <w:r>
+        <w:rPr>
+          <w:caps/>
+          <w:u w:val="single"/>
+        </w:rPr>
+        <w:t>, software developers</w:t>
+      </w:r>
+      <w:r>
+        <w:rPr>
+          <w:caps/>
+          <w:u w:val="single"/>
+        </w:rPr>
+        <w:t xml:space="preserve">, </w:t>
+      </w:r>
+    </w:p>
+    <w:p>
+      <w:pPr>
+        <w:numPr>
+          <w:ilvl w:val="0"/>
+          <w:numId w:val="5"/>
+        </w:numPr>
+        <w:spacing w:line="360" w:lineRule="auto"/>
+        <w:rPr>
+          <w:caps/>
+          <w:u w:val="single"/>
+        </w:rPr>
+      </w:pPr>
+      <w:r>
+        <w:rPr>
+          <w:b/>
+          <w:bCs/>
+          <w:caps/>
+          <w:u w:val="single"/>
+        </w:rPr>
         <w:t>scope:</w:t>
       </w:r>
       <w:r>
@@ -1856,7 +2020,14 @@
           <w:caps/>
           <w:u w:val="single"/>
         </w:rPr>
-        <w:t xml:space="preserve"> what is the scope of this project?</w:t>
+        <w:t xml:space="preserve"> </w:t>
+      </w:r>
+      <w:r>
+        <w:rPr>
+          <w:caps/>
+          <w:u w:val="single"/>
+        </w:rPr>
+        <w:t>this project is for anyone who wants to use it</w:t>
       </w:r>
     </w:p>
     <w:p>
@@ -1886,44 +2057,6 @@
     </w:p>
     <w:p>
       <w:pPr>
-        <w:spacing w:line="360" w:lineRule="auto"/>
-        <w:rPr>
-          <w:caps/>
-          <w:u w:val="single"/>
-        </w:rPr>
-      </w:pPr>
-      <w:r>
-        <w:rPr>
-          <w:i/>
-          <w:iCs/>
-          <w:caps/>
-          <w:u w:val="single"/>
-        </w:rPr>
-        <w:t xml:space="preserve">User stories follow the format: </w:t>
-      </w:r>
-      <w:r>
-        <w:rPr>
-          <w:b/>
-          <w:bCs/>
-          <w:i/>
-          <w:iCs/>
-          <w:caps/>
-          <w:u w:val="single"/>
-        </w:rPr>
-        <w:t>"As a [Type of User], I want to [Action] so that [Value/Benefit]."</w:t>
-      </w:r>
-      <w:r>
-        <w:rPr>
-          <w:i/>
-          <w:iCs/>
-          <w:caps/>
-          <w:u w:val="single"/>
-        </w:rPr>
-        <w:t>...</w:t>
-      </w:r>
-    </w:p>
-    <w:p>
-      <w:pPr>
         <w:numPr>
           <w:ilvl w:val="0"/>
           <w:numId w:val="6"/>
@@ -1941,30 +2074,14 @@
           <w:caps/>
           <w:u w:val="single"/>
         </w:rPr>
-        <w:t>US-</w:t>
-      </w:r>
-      <w:r>
-        <w:rPr>
-          <w:b/>
-          <w:bCs/>
-          <w:caps/>
-          <w:u w:val="single"/>
-        </w:rPr>
-        <w:t>01:</w:t>
-      </w:r>
-      <w:r>
-        <w:rPr>
-          <w:caps/>
-          <w:u w:val="single"/>
-        </w:rPr>
-        <w:t xml:space="preserve"> Authenticat</w:t>
-      </w:r>
-      <w:r>
-        <w:rPr>
-          <w:caps/>
-          <w:u w:val="single"/>
-        </w:rPr>
-        <w:t>ion</w:t>
+        <w:t>US-01:</w:t>
+      </w:r>
+      <w:r>
+        <w:rPr>
+          <w:caps/>
+          <w:u w:val="single"/>
+        </w:rPr>
+        <w:t xml:space="preserve"> Login</w:t>
       </w:r>
     </w:p>
     <w:p>
@@ -1986,37 +2103,14 @@
           <w:caps/>
           <w:u w:val="single"/>
         </w:rPr>
-        <w:t>US-</w:t>
-      </w:r>
-      <w:r>
-        <w:rPr>
-          <w:b/>
-          <w:bCs/>
-          <w:caps/>
-          <w:u w:val="single"/>
-        </w:rPr>
-        <w:t>02:</w:t>
-      </w:r>
-      <w:r>
-        <w:rPr>
-          <w:caps/>
-          <w:u w:val="single"/>
-        </w:rPr>
-        <w:t xml:space="preserve"> </w:t>
-      </w:r>
-      <w:r>
-        <w:rPr>
-          <w:caps/>
-          <w:u w:val="single"/>
-        </w:rPr>
-        <w:t>store</w:t>
-      </w:r>
-      <w:r>
-        <w:rPr>
-          <w:caps/>
-          <w:u w:val="single"/>
-        </w:rPr>
-        <w:t xml:space="preserve"> Workout_Log.</w:t>
+        <w:t>US-02:</w:t>
+      </w:r>
+      <w:r>
+        <w:rPr>
+          <w:caps/>
+          <w:u w:val="single"/>
+        </w:rPr>
+        <w:t xml:space="preserve"> user profile labels</w:t>
       </w:r>
     </w:p>
     <w:p>
@@ -2038,6 +2132,84 @@
           <w:caps/>
           <w:u w:val="single"/>
         </w:rPr>
+        <w:t>US-03:</w:t>
+      </w:r>
+      <w:r>
+        <w:rPr>
+          <w:caps/>
+          <w:u w:val="single"/>
+        </w:rPr>
+        <w:t xml:space="preserve"> feedback and commenting</w:t>
+      </w:r>
+    </w:p>
+    <w:p>
+      <w:pPr>
+        <w:numPr>
+          <w:ilvl w:val="0"/>
+          <w:numId w:val="6"/>
+        </w:numPr>
+        <w:spacing w:line="360" w:lineRule="auto"/>
+        <w:rPr>
+          <w:b/>
+          <w:bCs/>
+        </w:rPr>
+      </w:pPr>
+      <w:r>
+        <w:rPr>
+          <w:b/>
+          <w:bCs/>
+          <w:caps/>
+          <w:u w:val="single"/>
+        </w:rPr>
+        <w:t>US-04</w:t>
+      </w:r>
+      <w:r>
+        <w:rPr>
+          <w:b/>
+          <w:bCs/>
+          <w:caps/>
+          <w:u w:val="single"/>
+        </w:rPr>
+        <w:t>:</w:t>
+      </w:r>
+      <w:r>
+        <w:rPr>
+          <w:b/>
+          <w:bCs/>
+          <w:caps/>
+          <w:u w:val="single"/>
+        </w:rPr>
+        <w:t xml:space="preserve"> </w:t>
+      </w:r>
+      <w:r>
+        <w:rPr>
+          <w:caps/>
+          <w:u w:val="single"/>
+        </w:rPr>
+        <w:t>novelty Rating</w:t>
+      </w:r>
+    </w:p>
+    <w:p>
+      <w:pPr>
+        <w:numPr>
+          <w:ilvl w:val="0"/>
+          <w:numId w:val="6"/>
+        </w:numPr>
+        <w:spacing w:line="360" w:lineRule="auto"/>
+        <w:rPr>
+          <w:b/>
+          <w:bCs/>
+          <w:caps/>
+          <w:u w:val="single"/>
+        </w:rPr>
+      </w:pPr>
+      <w:r>
+        <w:rPr>
+          <w:b/>
+          <w:bCs/>
+          <w:caps/>
+          <w:u w:val="single"/>
+        </w:rPr>
         <w:t>US-</w:t>
       </w:r>
       <w:r>
@@ -2047,10 +2219,12 @@
           <w:caps/>
           <w:u w:val="single"/>
         </w:rPr>
-        <w:t>03:</w:t>
-      </w:r>
-      <w:r>
-        <w:rPr>
+        <w:t>05:</w:t>
+      </w:r>
+      <w:r>
+        <w:rPr>
+          <w:b/>
+          <w:bCs/>
           <w:caps/>
           <w:u w:val="single"/>
         </w:rPr>
@@ -2061,7 +2235,183 @@
           <w:caps/>
           <w:u w:val="single"/>
         </w:rPr>
-        <w:t xml:space="preserve">search history </w:t>
+        <w:t>collaboration notifications</w:t>
+      </w:r>
+    </w:p>
+    <w:p>
+      <w:pPr>
+        <w:numPr>
+          <w:ilvl w:val="0"/>
+          <w:numId w:val="6"/>
+        </w:numPr>
+        <w:spacing w:line="360" w:lineRule="auto"/>
+        <w:rPr>
+          <w:b/>
+          <w:bCs/>
+          <w:caps/>
+          <w:u w:val="single"/>
+        </w:rPr>
+      </w:pPr>
+      <w:r>
+        <w:rPr>
+          <w:b/>
+          <w:bCs/>
+          <w:caps/>
+          <w:u w:val="single"/>
+        </w:rPr>
+        <w:t>US-06</w:t>
+      </w:r>
+      <w:r>
+        <w:rPr>
+          <w:b/>
+          <w:bCs/>
+          <w:caps/>
+          <w:u w:val="single"/>
+        </w:rPr>
+        <w:t>:</w:t>
+      </w:r>
+      <w:r>
+        <w:rPr>
+          <w:b/>
+          <w:bCs/>
+          <w:caps/>
+          <w:u w:val="single"/>
+        </w:rPr>
+        <w:t xml:space="preserve"> </w:t>
+      </w:r>
+      <w:r>
+        <w:rPr>
+          <w:caps/>
+          <w:u w:val="single"/>
+        </w:rPr>
+        <w:t>search and filter</w:t>
+      </w:r>
+      <w:r>
+        <w:rPr>
+          <w:caps/>
+          <w:u w:val="single"/>
+        </w:rPr>
+        <w:t xml:space="preserve"> by category</w:t>
+      </w:r>
+    </w:p>
+    <w:p>
+      <w:pPr>
+        <w:numPr>
+          <w:ilvl w:val="0"/>
+          <w:numId w:val="6"/>
+        </w:numPr>
+        <w:spacing w:line="360" w:lineRule="auto"/>
+        <w:rPr>
+          <w:b/>
+          <w:bCs/>
+          <w:caps/>
+          <w:u w:val="single"/>
+        </w:rPr>
+      </w:pPr>
+      <w:r>
+        <w:rPr>
+          <w:b/>
+          <w:bCs/>
+          <w:caps/>
+          <w:u w:val="single"/>
+        </w:rPr>
+        <w:t xml:space="preserve">US-07: </w:t>
+      </w:r>
+      <w:r>
+        <w:rPr>
+          <w:caps/>
+          <w:u w:val="single"/>
+        </w:rPr>
+        <w:t>INVESTor view</w:t>
+      </w:r>
+    </w:p>
+    <w:p>
+      <w:pPr>
+        <w:numPr>
+          <w:ilvl w:val="0"/>
+          <w:numId w:val="6"/>
+        </w:numPr>
+        <w:spacing w:line="360" w:lineRule="auto"/>
+        <w:rPr>
+          <w:b/>
+          <w:bCs/>
+          <w:caps/>
+          <w:u w:val="single"/>
+        </w:rPr>
+      </w:pPr>
+      <w:r>
+        <w:rPr>
+          <w:b/>
+          <w:bCs/>
+          <w:caps/>
+          <w:u w:val="single"/>
+        </w:rPr>
+        <w:t>US-08</w:t>
+      </w:r>
+      <w:r>
+        <w:rPr>
+          <w:b/>
+          <w:bCs/>
+          <w:caps/>
+          <w:u w:val="single"/>
+        </w:rPr>
+        <w:t>:</w:t>
+      </w:r>
+      <w:r>
+        <w:rPr>
+          <w:b/>
+          <w:bCs/>
+          <w:caps/>
+          <w:u w:val="single"/>
+        </w:rPr>
+        <w:t xml:space="preserve"> </w:t>
+      </w:r>
+      <w:r>
+        <w:rPr>
+          <w:caps/>
+          <w:u w:val="single"/>
+        </w:rPr>
+        <w:t>user data</w:t>
+      </w:r>
+    </w:p>
+    <w:p>
+      <w:pPr>
+        <w:numPr>
+          <w:ilvl w:val="0"/>
+          <w:numId w:val="6"/>
+        </w:numPr>
+        <w:spacing w:line="360" w:lineRule="auto"/>
+        <w:rPr>
+          <w:b/>
+          <w:bCs/>
+          <w:caps/>
+          <w:u w:val="single"/>
+        </w:rPr>
+      </w:pPr>
+      <w:r>
+        <w:rPr>
+          <w:b/>
+          <w:bCs/>
+          <w:caps/>
+          <w:u w:val="single"/>
+        </w:rPr>
+        <w:t>US-09:</w:t>
+      </w:r>
+      <w:r>
+        <w:rPr>
+          <w:b/>
+          <w:bCs/>
+          <w:caps/>
+          <w:u w:val="single"/>
+        </w:rPr>
+        <w:t xml:space="preserve"> </w:t>
+      </w:r>
+      <w:r>
+        <w:rPr>
+          <w:caps/>
+          <w:u w:val="single"/>
+        </w:rPr>
+        <w:t>user collaboration</w:t>
       </w:r>
     </w:p>
     <w:tbl>
@@ -2069,17 +2419,19 @@
         <w:tblStyle w:val="TableGrid"/>
         <w:tblW w:w="0" w:type="auto"/>
         <w:tblInd w:w="720" w:type="dxa"/>
+        <w:tblLayout w:type="fixed"/>
         <w:tblLook w:val="04A0" w:firstRow="1" w:lastRow="0" w:firstColumn="1" w:lastColumn="0" w:noHBand="0" w:noVBand="1"/>
       </w:tblPr>
       <w:tblGrid>
-        <w:gridCol w:w="2898"/>
-        <w:gridCol w:w="2866"/>
-        <w:gridCol w:w="2866"/>
+        <w:gridCol w:w="1542"/>
+        <w:gridCol w:w="4213"/>
+        <w:gridCol w:w="1453"/>
+        <w:gridCol w:w="1422"/>
       </w:tblGrid>
       <w:tr>
         <w:tc>
           <w:tcPr>
-            <w:tcW w:w="2898" w:type="dxa"/>
+            <w:tcW w:w="1542" w:type="dxa"/>
           </w:tcPr>
           <w:p>
             <w:pPr>
@@ -2098,7 +2450,7 @@
         </w:tc>
         <w:tc>
           <w:tcPr>
-            <w:tcW w:w="2866" w:type="dxa"/>
+            <w:tcW w:w="4213" w:type="dxa"/>
           </w:tcPr>
           <w:p>
             <w:pPr>
@@ -2117,7 +2469,7 @@
         </w:tc>
         <w:tc>
           <w:tcPr>
-            <w:tcW w:w="2866" w:type="dxa"/>
+            <w:tcW w:w="1453" w:type="dxa"/>
           </w:tcPr>
           <w:p>
             <w:pPr>
@@ -2134,11 +2486,30 @@
             </w:r>
           </w:p>
         </w:tc>
+        <w:tc>
+          <w:tcPr>
+            <w:tcW w:w="1422" w:type="dxa"/>
+          </w:tcPr>
+          <w:p>
+            <w:pPr>
+              <w:spacing w:line="360" w:lineRule="auto"/>
+              <w:rPr>
+                <w:caps/>
+              </w:rPr>
+            </w:pPr>
+            <w:r>
+              <w:rPr>
+                <w:caps/>
+              </w:rPr>
+              <w:t>Name</w:t>
+            </w:r>
+          </w:p>
+        </w:tc>
       </w:tr>
       <w:tr>
         <w:tc>
           <w:tcPr>
-            <w:tcW w:w="2898" w:type="dxa"/>
+            <w:tcW w:w="1542" w:type="dxa"/>
           </w:tcPr>
           <w:p>
             <w:pPr>
@@ -2152,43 +2523,107 @@
               <w:rPr>
                 <w:caps/>
               </w:rPr>
-              <w:t>US-</w:t>
-            </w:r>
-            <w:r>
-              <w:rPr>
-                <w:caps/>
-              </w:rPr>
-              <w:t>01</w:t>
+              <w:t xml:space="preserve">US-01 </w:t>
             </w:r>
           </w:p>
         </w:tc>
         <w:tc>
           <w:tcPr>
-            <w:tcW w:w="2866" w:type="dxa"/>
+            <w:tcW w:w="4213" w:type="dxa"/>
+          </w:tcPr>
+          <w:p>
+            <w:r>
+              <w:t>As a user, I want to have a private login that saves my ideas, messages, and favorites so that I can keep my personal data organized</w:t>
+            </w:r>
+          </w:p>
+        </w:tc>
+        <w:tc>
+          <w:tcPr>
+            <w:tcW w:w="1453" w:type="dxa"/>
           </w:tcPr>
           <w:p>
             <w:pPr>
               <w:spacing w:line="360" w:lineRule="auto"/>
               <w:ind w:left="360"/>
             </w:pPr>
+            <w:r>
+              <w:t>1</w:t>
+            </w:r>
           </w:p>
         </w:tc>
         <w:tc>
           <w:tcPr>
-            <w:tcW w:w="2866" w:type="dxa"/>
+            <w:tcW w:w="1422" w:type="dxa"/>
+          </w:tcPr>
+          <w:p>
+            <w:r>
+              <w:t>Sam Abrahams-Jackson</w:t>
+            </w:r>
+          </w:p>
+        </w:tc>
+      </w:tr>
+      <w:tr>
+        <w:tc>
+          <w:tcPr>
+            <w:tcW w:w="1542" w:type="dxa"/>
+          </w:tcPr>
+          <w:p>
+            <w:pPr>
+              <w:spacing w:line="360" w:lineRule="auto"/>
+              <w:rPr>
+                <w:caps/>
+              </w:rPr>
+            </w:pPr>
+            <w:r>
+              <w:rPr>
+                <w:caps/>
+              </w:rPr>
+              <w:t>US-02</w:t>
+            </w:r>
+          </w:p>
+        </w:tc>
+        <w:tc>
+          <w:tcPr>
+            <w:tcW w:w="4213" w:type="dxa"/>
+          </w:tcPr>
+          <w:p>
+            <w:r>
+              <w:t>As a user, I want to use and see labels on profiles that list their role development so I can take advice from real software engineers and collaborate with the right people</w:t>
+            </w:r>
+          </w:p>
+        </w:tc>
+        <w:tc>
+          <w:tcPr>
+            <w:tcW w:w="1453" w:type="dxa"/>
           </w:tcPr>
           <w:p>
             <w:pPr>
               <w:spacing w:line="360" w:lineRule="auto"/>
               <w:ind w:left="360"/>
             </w:pPr>
+            <w:r>
+              <w:t>3</w:t>
+            </w:r>
+          </w:p>
+        </w:tc>
+        <w:tc>
+          <w:tcPr>
+            <w:tcW w:w="1422" w:type="dxa"/>
+          </w:tcPr>
+          <w:p>
+            <w:pPr>
+              <w:spacing w:line="360" w:lineRule="auto"/>
+            </w:pPr>
+            <w:r>
+              <w:t>Sam Abrahams-Jackson</w:t>
+            </w:r>
           </w:p>
         </w:tc>
       </w:tr>
       <w:tr>
         <w:tc>
           <w:tcPr>
-            <w:tcW w:w="2898" w:type="dxa"/>
+            <w:tcW w:w="1542" w:type="dxa"/>
           </w:tcPr>
           <w:p>
             <w:pPr>
@@ -2202,43 +2637,52 @@
               <w:rPr>
                 <w:caps/>
               </w:rPr>
-              <w:t>US-</w:t>
-            </w:r>
-            <w:r>
-              <w:rPr>
-                <w:caps/>
-              </w:rPr>
-              <w:t>02</w:t>
+              <w:t>US-03</w:t>
             </w:r>
           </w:p>
         </w:tc>
         <w:tc>
           <w:tcPr>
-            <w:tcW w:w="2866" w:type="dxa"/>
+            <w:tcW w:w="4213" w:type="dxa"/>
+          </w:tcPr>
+          <w:p>
+            <w:r>
+              <w:t>As a student, I want to get feedback on my project ideas so that I can create projects that look good on my resume</w:t>
+            </w:r>
+          </w:p>
+        </w:tc>
+        <w:tc>
+          <w:tcPr>
+            <w:tcW w:w="1453" w:type="dxa"/>
           </w:tcPr>
           <w:p>
             <w:pPr>
               <w:spacing w:line="360" w:lineRule="auto"/>
               <w:ind w:left="360"/>
             </w:pPr>
+            <w:r>
+              <w:t>3</w:t>
+            </w:r>
           </w:p>
         </w:tc>
         <w:tc>
           <w:tcPr>
-            <w:tcW w:w="2866" w:type="dxa"/>
+            <w:tcW w:w="1422" w:type="dxa"/>
           </w:tcPr>
           <w:p>
             <w:pPr>
               <w:spacing w:line="360" w:lineRule="auto"/>
-              <w:ind w:left="360"/>
             </w:pPr>
+            <w:r>
+              <w:t>Sam Abrahams-Jackson</w:t>
+            </w:r>
           </w:p>
         </w:tc>
       </w:tr>
       <w:tr>
         <w:tc>
           <w:tcPr>
-            <w:tcW w:w="2898" w:type="dxa"/>
+            <w:tcW w:w="1542" w:type="dxa"/>
           </w:tcPr>
           <w:p>
             <w:pPr>
@@ -2252,86 +2696,367 @@
               <w:rPr>
                 <w:caps/>
               </w:rPr>
-              <w:t>US-</w:t>
-            </w:r>
-            <w:r>
-              <w:rPr>
-                <w:caps/>
-              </w:rPr>
-              <w:t>03</w:t>
+              <w:t>US-04</w:t>
             </w:r>
           </w:p>
         </w:tc>
         <w:tc>
           <w:tcPr>
-            <w:tcW w:w="2866" w:type="dxa"/>
+            <w:tcW w:w="4213" w:type="dxa"/>
+          </w:tcPr>
+          <w:p>
+            <w:r>
+              <w:t xml:space="preserve">As a user I want to </w:t>
+            </w:r>
+            <w:r>
+              <w:t xml:space="preserve">have a novelty rating to </w:t>
+            </w:r>
+            <w:r>
+              <w:t>be able to know how original my idea is</w:t>
+            </w:r>
+            <w:r>
+              <w:t>,</w:t>
+            </w:r>
+            <w:r>
+              <w:t xml:space="preserve"> because I don’t want to develop an idea that’s already been done or accidentally steal someone’s idea.</w:t>
+            </w:r>
+          </w:p>
+        </w:tc>
+        <w:tc>
+          <w:tcPr>
+            <w:tcW w:w="1453" w:type="dxa"/>
           </w:tcPr>
           <w:p>
             <w:pPr>
               <w:spacing w:line="360" w:lineRule="auto"/>
               <w:ind w:left="360"/>
             </w:pPr>
+            <w:r>
+              <w:t>1</w:t>
+            </w:r>
           </w:p>
         </w:tc>
         <w:tc>
           <w:tcPr>
-            <w:tcW w:w="2866" w:type="dxa"/>
+            <w:tcW w:w="1422" w:type="dxa"/>
+          </w:tcPr>
+          <w:p>
+            <w:pPr>
+              <w:spacing w:line="360" w:lineRule="auto"/>
+            </w:pPr>
+            <w:r>
+              <w:t>Ryn Sears</w:t>
+            </w:r>
+          </w:p>
+        </w:tc>
+      </w:tr>
+      <w:tr>
+        <w:tc>
+          <w:tcPr>
+            <w:tcW w:w="1542" w:type="dxa"/>
+          </w:tcPr>
+          <w:p>
+            <w:pPr>
+              <w:spacing w:line="360" w:lineRule="auto"/>
+              <w:rPr>
+                <w:caps/>
+              </w:rPr>
+            </w:pPr>
+            <w:r>
+              <w:rPr>
+                <w:caps/>
+              </w:rPr>
+              <w:t>us-05</w:t>
+            </w:r>
+          </w:p>
+        </w:tc>
+        <w:tc>
+          <w:tcPr>
+            <w:tcW w:w="4213" w:type="dxa"/>
+          </w:tcPr>
+          <w:p>
+            <w:r>
+              <w:t>As an idea creator, I want to see collaboration requests for my idea so that I can choose who I want to work with</w:t>
+            </w:r>
+            <w:r>
+              <w:t xml:space="preserve"> and respond quickly.</w:t>
+            </w:r>
+          </w:p>
+        </w:tc>
+        <w:tc>
+          <w:tcPr>
+            <w:tcW w:w="1453" w:type="dxa"/>
           </w:tcPr>
           <w:p>
             <w:pPr>
               <w:spacing w:line="360" w:lineRule="auto"/>
               <w:ind w:left="360"/>
             </w:pPr>
+            <w:r>
+              <w:t>2</w:t>
+            </w:r>
+          </w:p>
+        </w:tc>
+        <w:tc>
+          <w:tcPr>
+            <w:tcW w:w="1422" w:type="dxa"/>
+          </w:tcPr>
+          <w:p>
+            <w:pPr>
+              <w:spacing w:line="360" w:lineRule="auto"/>
+            </w:pPr>
+            <w:r>
+              <w:t>Ryn Sears</w:t>
+            </w:r>
           </w:p>
         </w:tc>
       </w:tr>
       <w:tr>
         <w:tc>
           <w:tcPr>
-            <w:tcW w:w="2898" w:type="dxa"/>
+            <w:tcW w:w="1542" w:type="dxa"/>
           </w:tcPr>
           <w:p>
             <w:pPr>
               <w:spacing w:line="360" w:lineRule="auto"/>
               <w:rPr>
                 <w:caps/>
-                <w:u w:val="single"/>
               </w:rPr>
             </w:pPr>
             <w:r>
               <w:rPr>
                 <w:caps/>
               </w:rPr>
-              <w:t>US-</w:t>
-            </w:r>
-            <w:r>
-              <w:rPr>
-                <w:caps/>
-              </w:rPr>
-              <w:t>04</w:t>
+              <w:t>us-06</w:t>
             </w:r>
           </w:p>
         </w:tc>
         <w:tc>
           <w:tcPr>
-            <w:tcW w:w="2866" w:type="dxa"/>
+            <w:tcW w:w="4213" w:type="dxa"/>
+          </w:tcPr>
+          <w:p>
+            <w:r>
+              <w:t>As a user, I want to search and filter ideas by category so that I can quickly find ideas that match my interests</w:t>
+            </w:r>
+          </w:p>
+        </w:tc>
+        <w:tc>
+          <w:tcPr>
+            <w:tcW w:w="1453" w:type="dxa"/>
           </w:tcPr>
           <w:p>
             <w:pPr>
               <w:spacing w:line="360" w:lineRule="auto"/>
               <w:ind w:left="360"/>
             </w:pPr>
+            <w:r>
+              <w:t>2</w:t>
+            </w:r>
           </w:p>
         </w:tc>
         <w:tc>
           <w:tcPr>
-            <w:tcW w:w="2866" w:type="dxa"/>
+            <w:tcW w:w="1422" w:type="dxa"/>
+          </w:tcPr>
+          <w:p>
+            <w:pPr>
+              <w:spacing w:line="360" w:lineRule="auto"/>
+            </w:pPr>
+            <w:r>
+              <w:t>Ryn Sears</w:t>
+            </w:r>
+          </w:p>
+        </w:tc>
+      </w:tr>
+      <w:tr>
+        <w:tc>
+          <w:tcPr>
+            <w:tcW w:w="1542" w:type="dxa"/>
+          </w:tcPr>
+          <w:p>
+            <w:pPr>
+              <w:spacing w:line="360" w:lineRule="auto"/>
+            </w:pPr>
+            <w:r>
+              <w:rPr>
+                <w:caps/>
+              </w:rPr>
+              <w:t>US-0</w:t>
+            </w:r>
+            <w:r>
+              <w:rPr>
+                <w:caps/>
+              </w:rPr>
+              <w:t>7</w:t>
+            </w:r>
+          </w:p>
+        </w:tc>
+        <w:tc>
+          <w:tcPr>
+            <w:tcW w:w="4213" w:type="dxa"/>
+          </w:tcPr>
+          <w:p>
+            <w:r>
+              <w:t>As an investor, I want to be able to easily and quickly see project summaries and team members so I can easily see if a project has potential and deserves more of my time</w:t>
+            </w:r>
+          </w:p>
+        </w:tc>
+        <w:tc>
+          <w:tcPr>
+            <w:tcW w:w="1453" w:type="dxa"/>
           </w:tcPr>
           <w:p>
             <w:pPr>
               <w:spacing w:line="360" w:lineRule="auto"/>
               <w:ind w:left="360"/>
             </w:pPr>
+            <w:r>
+              <w:t>3</w:t>
+            </w:r>
+          </w:p>
+        </w:tc>
+        <w:tc>
+          <w:tcPr>
+            <w:tcW w:w="1422" w:type="dxa"/>
+          </w:tcPr>
+          <w:p>
+            <w:pPr>
+              <w:spacing w:line="360" w:lineRule="auto"/>
+            </w:pPr>
+            <w:r>
+              <w:t>Aron Lontay</w:t>
+            </w:r>
+          </w:p>
+        </w:tc>
+      </w:tr>
+      <w:tr>
+        <w:tc>
+          <w:tcPr>
+            <w:tcW w:w="1542" w:type="dxa"/>
+          </w:tcPr>
+          <w:p>
+            <w:pPr>
+              <w:spacing w:line="360" w:lineRule="auto"/>
+            </w:pPr>
+            <w:r>
+              <w:rPr>
+                <w:caps/>
+              </w:rPr>
+              <w:t>US-0</w:t>
+            </w:r>
+            <w:r>
+              <w:rPr>
+                <w:caps/>
+              </w:rPr>
+              <w:t>8</w:t>
+            </w:r>
+          </w:p>
+        </w:tc>
+        <w:tc>
+          <w:tcPr>
+            <w:tcW w:w="4213" w:type="dxa"/>
+          </w:tcPr>
+          <w:p>
+            <w:pPr>
+              <w:spacing w:before="240" w:after="240"/>
+            </w:pPr>
+            <w:r>
+              <w:rPr>
+                <w:szCs w:val="24"/>
+              </w:rPr>
+              <w:t>As a user, I want a simple and quick way to delete all my data and information so I can feel confident knowing nothing I uploaded or said is compromised</w:t>
+            </w:r>
+          </w:p>
+        </w:tc>
+        <w:tc>
+          <w:tcPr>
+            <w:tcW w:w="1453" w:type="dxa"/>
+          </w:tcPr>
+          <w:p>
+            <w:pPr>
+              <w:spacing w:line="360" w:lineRule="auto"/>
+              <w:ind w:left="360"/>
+            </w:pPr>
+            <w:r>
+              <w:t>1</w:t>
+            </w:r>
+          </w:p>
+        </w:tc>
+        <w:tc>
+          <w:tcPr>
+            <w:tcW w:w="1422" w:type="dxa"/>
+          </w:tcPr>
+          <w:p>
+            <w:pPr>
+              <w:spacing w:line="360" w:lineRule="auto"/>
+            </w:pPr>
+            <w:r>
+              <w:t>Aron Lontay</w:t>
+            </w:r>
+          </w:p>
+        </w:tc>
+      </w:tr>
+      <w:tr>
+        <w:tc>
+          <w:tcPr>
+            <w:tcW w:w="1542" w:type="dxa"/>
+          </w:tcPr>
+          <w:p>
+            <w:pPr>
+              <w:spacing w:line="360" w:lineRule="auto"/>
+            </w:pPr>
+            <w:r>
+              <w:rPr>
+                <w:caps/>
+              </w:rPr>
+              <w:t>us-0</w:t>
+            </w:r>
+            <w:r>
+              <w:rPr>
+                <w:caps/>
+              </w:rPr>
+              <w:t>9</w:t>
+            </w:r>
+          </w:p>
+        </w:tc>
+        <w:tc>
+          <w:tcPr>
+            <w:tcW w:w="4213" w:type="dxa"/>
+          </w:tcPr>
+          <w:p>
+            <w:r>
+              <w:t>As a user looking to work on a project, I want to be able to see projects and what they are looking for so I can easily reach out to people who desire my skillset.</w:t>
+            </w:r>
+          </w:p>
+        </w:tc>
+        <w:tc>
+          <w:tcPr>
+            <w:tcW w:w="1453" w:type="dxa"/>
+          </w:tcPr>
+          <w:p>
+            <w:pPr>
+              <w:spacing w:line="360" w:lineRule="auto"/>
+            </w:pPr>
+            <w:r>
+              <w:t xml:space="preserve">      </w:t>
+            </w:r>
+            <w:r>
+              <w:t>2</w:t>
+            </w:r>
+          </w:p>
+        </w:tc>
+        <w:tc>
+          <w:tcPr>
+            <w:tcW w:w="1422" w:type="dxa"/>
+          </w:tcPr>
+          <w:p>
+            <w:pPr>
+              <w:spacing w:line="360" w:lineRule="auto"/>
+            </w:pPr>
+            <w:r>
+              <w:t>Aron Lontay</w:t>
+            </w:r>
           </w:p>
         </w:tc>
       </w:tr>
@@ -2888,7 +3613,6 @@
           <w:caps/>
           <w:u w:val="single"/>
         </w:rPr>
-        <w:lastRenderedPageBreak/>
         <w:t>GET /api/resources — Fetches collection.</w:t>
       </w:r>
     </w:p>
@@ -6702,7 +7426,6 @@
   <w:style w:type="character" w:default="1" w:styleId="DefaultParagraphFont">
     <w:name w:val="Default Paragraph Font"/>
     <w:uiPriority w:val="1"/>
-    <w:semiHidden/>
     <w:unhideWhenUsed/>
   </w:style>
   <w:style w:type="table" w:default="1" w:styleId="TableNormal">
@@ -7195,15 +7918,6 @@
 </file>
 
 <file path=customXml/item1.xml><?xml version="1.0" encoding="utf-8"?>
-<?mso-contentType ?>
-<FormTemplates xmlns="http://schemas.microsoft.com/sharepoint/v3/contenttype/forms">
-  <Display>DocumentLibraryForm</Display>
-  <Edit>DocumentLibraryForm</Edit>
-  <New>DocumentLibraryForm</New>
-</FormTemplates>
-</file>
-
-<file path=customXml/item2.xml><?xml version="1.0" encoding="utf-8"?>
 <ct:contentTypeSchema xmlns:ct="http://schemas.microsoft.com/office/2006/metadata/contentType" xmlns:ma="http://schemas.microsoft.com/office/2006/metadata/properties/metaAttributes" ct:_="" ma:_="" ma:contentTypeName="Document" ma:contentTypeID="0x010100945A0BED1FF22141923A01E10AB34E97" ma:contentTypeVersion="20" ma:contentTypeDescription="Create a new document." ma:contentTypeScope="" ma:versionID="342f3b0d3be1606ff63d7fcf931b7159">
   <xsd:schema xmlns:xsd="http://www.w3.org/2001/XMLSchema" xmlns:xs="http://www.w3.org/2001/XMLSchema" xmlns:p="http://schemas.microsoft.com/office/2006/metadata/properties" xmlns:ns2="465633ec-d69e-42ae-b4b0-0dce57937a5a" xmlns:ns3="27242fef-9cfa-4fe3-8653-3bd28d129dca" targetNamespace="http://schemas.microsoft.com/office/2006/metadata/properties" ma:root="true" ma:fieldsID="45ee47de61fb45f165f6a3972bd1001e" ns2:_="" ns3:_="">
     <xsd:import namespace="465633ec-d69e-42ae-b4b0-0dce57937a5a"/>
@@ -7878,6 +8592,15 @@
 </ct:contentTypeSchema>
 </file>
 
+<file path=customXml/item2.xml><?xml version="1.0" encoding="utf-8"?>
+<?mso-contentType ?>
+<FormTemplates xmlns="http://schemas.microsoft.com/sharepoint/v3/contenttype/forms">
+  <Display>DocumentLibraryForm</Display>
+  <Edit>DocumentLibraryForm</Edit>
+  <New>DocumentLibraryForm</New>
+</FormTemplates>
+</file>
+
 <file path=customXml/item3.xml><?xml version="1.0" encoding="utf-8"?>
 <p:properties xmlns:p="http://schemas.microsoft.com/office/2006/metadata/properties" xmlns:xsi="http://www.w3.org/2001/XMLSchema-instance" xmlns:pc="http://schemas.microsoft.com/office/infopath/2007/PartnerControls">
   <documentManagement>
@@ -7904,14 +8627,6 @@
 </file>
 
 <file path=customXml/itemProps1.xml><?xml version="1.0" encoding="utf-8"?>
-<ds:datastoreItem xmlns:ds="http://schemas.openxmlformats.org/officeDocument/2006/customXml" ds:itemID="{030D5295-6A79-42C5-A0B7-1016DED61AA1}">
-  <ds:schemaRefs>
-    <ds:schemaRef ds:uri="http://schemas.microsoft.com/sharepoint/v3/contenttype/forms"/>
-  </ds:schemaRefs>
-</ds:datastoreItem>
-</file>
-
-<file path=customXml/itemProps2.xml><?xml version="1.0" encoding="utf-8"?>
 <ds:datastoreItem xmlns:ds="http://schemas.openxmlformats.org/officeDocument/2006/customXml" ds:itemID="{AEA02465-052C-48FD-BB64-7A67B58A3425}">
   <ds:schemaRefs>
     <ds:schemaRef ds:uri="http://schemas.microsoft.com/office/2006/metadata/contentType"/>
@@ -7930,6 +8645,14 @@
 </ds:datastoreItem>
 </file>
 
+<file path=customXml/itemProps2.xml><?xml version="1.0" encoding="utf-8"?>
+<ds:datastoreItem xmlns:ds="http://schemas.openxmlformats.org/officeDocument/2006/customXml" ds:itemID="{030D5295-6A79-42C5-A0B7-1016DED61AA1}">
+  <ds:schemaRefs>
+    <ds:schemaRef ds:uri="http://schemas.microsoft.com/sharepoint/v3/contenttype/forms"/>
+  </ds:schemaRefs>
+</ds:datastoreItem>
+</file>
+
 <file path=customXml/itemProps3.xml><?xml version="1.0" encoding="utf-8"?>
 <ds:datastoreItem xmlns:ds="http://schemas.openxmlformats.org/officeDocument/2006/customXml" ds:itemID="{BBE85EB1-7069-4C57-AAD6-F91878A3B1CC}">
   <ds:schemaRefs>
